--- a/docs/应力斑国标文档/应力斑位置加权组合纹理指数W_w_技术说明.docx
+++ b/docs/应力斑国标文档/应力斑位置加权组合纹理指数W_w_技术说明.docx
@@ -42,7 +42,7 @@
           <w:color w:val="606060"/>
           <w:sz w:val="18"/>
         </w:rPr>
-        <w:t>文档版本 V1.4　|　2026-08-04　|　提案指标（非现行草案条文）</w:t>
+        <w:t>文档版本 V1.5　|　2026-08-05　|　提案指标（非现行草案条文）</w:t>
       </w:r>
     </w:p>
     <w:p>
@@ -96,13 +96,6 @@
         <w:br/>
       </w:r>
       <w:r>
-        <w:rPr>
-          <w:rFonts w:ascii="Microsoft YaHei" w:hAnsi="Microsoft YaHei" w:eastAsia="微软雅黑"/>
-          <w:b w:val="0"/>
-          <w:sz w:val="21"/>
-        </w:rPr>
-      </w:r>
-      <w:r>
         <w:br/>
       </w:r>
       <w:r>
@@ -137,13 +130,6 @@
       </w:r>
       <w:r>
         <w:br/>
-      </w:r>
-      <w:r>
-        <w:rPr>
-          <w:rFonts w:ascii="Microsoft YaHei" w:hAnsi="Microsoft YaHei" w:eastAsia="微软雅黑"/>
-          <w:b w:val="0"/>
-          <w:sz w:val="21"/>
-        </w:rPr>
       </w:r>
       <w:r>
         <w:br/>
@@ -377,13 +363,6 @@
       </w:r>
       <w:r>
         <w:br/>
-      </w:r>
-      <w:r>
-        <w:rPr>
-          <w:rFonts w:ascii="Microsoft YaHei" w:hAnsi="Microsoft YaHei" w:eastAsia="微软雅黑"/>
-          <w:b w:val="0"/>
-          <w:sz w:val="21"/>
-        </w:rPr>
       </w:r>
       <w:r>
         <w:br/>
@@ -1723,10 +1702,15 @@
           <w:b w:val="0"/>
           <w:sz w:val="21"/>
         </w:rPr>
-        <w:t>计算域为**整片矫正图**（含边缘亮带，未扣草案图 3 的 E/H 排除区——产线归档照</w:t>
-      </w:r>
-      <w:r>
-        <w:br/>
+        <w:t>计算域为</w:t>
+      </w:r>
+      <w:r>
+        <w:rPr>
+          <w:rFonts w:ascii="Microsoft YaHei" w:hAnsi="Microsoft YaHei" w:eastAsia="微软雅黑"/>
+          <w:b/>
+          <w:sz w:val="21"/>
+        </w:rPr>
+        <w:t>整片矫正图</w:t>
       </w:r>
       <w:r>
         <w:rPr>
@@ -1734,7 +1718,34 @@
           <w:b w:val="0"/>
           <w:sz w:val="21"/>
         </w:rPr>
-        <w:t>缺几何标注无法复现该几何），与第三部分定义层的 M 域表述**不一致**，如实声明：</w:t>
+        <w:t>（含边缘亮带，未扣草案图 3 的 E/H 排除区——产线归档照</w:t>
+      </w:r>
+      <w:r>
+        <w:br/>
+      </w:r>
+      <w:r>
+        <w:rPr>
+          <w:rFonts w:ascii="Microsoft YaHei" w:hAnsi="Microsoft YaHei" w:eastAsia="微软雅黑"/>
+          <w:b w:val="0"/>
+          <w:sz w:val="21"/>
+        </w:rPr>
+        <w:t>缺几何标注无法复现该几何），与第三部分定义层的 M 域表述</w:t>
+      </w:r>
+      <w:r>
+        <w:rPr>
+          <w:rFonts w:ascii="Microsoft YaHei" w:hAnsi="Microsoft YaHei" w:eastAsia="微软雅黑"/>
+          <w:b/>
+          <w:sz w:val="21"/>
+        </w:rPr>
+        <w:t>不一致</w:t>
+      </w:r>
+      <w:r>
+        <w:rPr>
+          <w:rFonts w:ascii="Microsoft YaHei" w:hAnsi="Microsoft YaHei" w:eastAsia="微软雅黑"/>
+          <w:b w:val="0"/>
+          <w:sz w:val="21"/>
+        </w:rPr>
+        <w:t>，如实声明：</w:t>
       </w:r>
       <w:r>
         <w:br/>
@@ -2095,13 +2106,6 @@
         <w:br/>
       </w:r>
       <w:r>
-        <w:rPr>
-          <w:rFonts w:ascii="Microsoft YaHei" w:hAnsi="Microsoft YaHei" w:eastAsia="微软雅黑"/>
-          <w:b w:val="0"/>
-          <w:sz w:val="21"/>
-        </w:rPr>
-      </w:r>
-      <w:r>
         <w:br/>
       </w:r>
       <w:r>
@@ -2165,7 +2169,23 @@
           <w:b w:val="0"/>
           <w:sz w:val="21"/>
         </w:rPr>
-        <w:t xml:space="preserve">　 同一配对 bootstrap **不显著**（Δ|ρ| = +0.0393，95% CI</w:t>
+        <w:t xml:space="preserve">　 同一配对 bootstrap </w:t>
+      </w:r>
+      <w:r>
+        <w:rPr>
+          <w:rFonts w:ascii="Microsoft YaHei" w:hAnsi="Microsoft YaHei" w:eastAsia="微软雅黑"/>
+          <w:b/>
+          <w:sz w:val="21"/>
+        </w:rPr>
+        <w:t>不显著</w:t>
+      </w:r>
+      <w:r>
+        <w:rPr>
+          <w:rFonts w:ascii="Microsoft YaHei" w:hAnsi="Microsoft YaHei" w:eastAsia="微软雅黑"/>
+          <w:b w:val="0"/>
+          <w:sz w:val="21"/>
+        </w:rPr>
+        <w:t>（Δ|ρ| = +0.0393，95% CI</w:t>
       </w:r>
       <w:r>
         <w:br/>
@@ -2866,13 +2886,6 @@
       </w:r>
       <w:r>
         <w:br/>
-      </w:r>
-      <w:r>
-        <w:rPr>
-          <w:rFonts w:ascii="Microsoft YaHei" w:hAnsi="Microsoft YaHei" w:eastAsia="微软雅黑"/>
-          <w:b w:val="0"/>
-          <w:sz w:val="21"/>
-        </w:rPr>
       </w:r>
       <w:r>
         <w:br/>
@@ -4989,13 +5002,6 @@
         <w:br/>
       </w:r>
       <w:r>
-        <w:rPr>
-          <w:rFonts w:ascii="Microsoft YaHei" w:hAnsi="Microsoft YaHei" w:eastAsia="微软雅黑"/>
-          <w:b w:val="0"/>
-          <w:sz w:val="21"/>
-        </w:rPr>
-      </w:r>
-      <w:r>
         <w:br/>
       </w:r>
       <w:r>
@@ -5533,6 +5539,98 @@
           <w:sz w:val="26"/>
         </w:rPr>
         <w:t>八、与现行 CCP 的关系</w:t>
+      </w:r>
+    </w:p>
+    <w:p>
+      <w:pPr>
+        <w:spacing w:after="80" w:before="120"/>
+      </w:pPr>
+      <w:r>
+        <w:rPr>
+          <w:rFonts w:ascii="Microsoft YaHei" w:hAnsi="Microsoft YaHei" w:eastAsia="微软雅黑"/>
+          <w:b/>
+          <w:sz w:val="22"/>
+        </w:rPr>
+        <w:t>① 血统与保留清单：W_w 是 CCP 的可复现化改造，不是新指标族</w:t>
+      </w:r>
+    </w:p>
+    <w:p>
+      <w:pPr>
+        <w:spacing w:after="80"/>
+      </w:pPr>
+      <w:r>
+        <w:rPr>
+          <w:rFonts w:ascii="Microsoft YaHei" w:hAnsi="Microsoft YaHei" w:eastAsia="微软雅黑"/>
+          <w:b w:val="0"/>
+          <w:sz w:val="21"/>
+        </w:rPr>
+        <w:t>CCP（组合纹理特征）源自 Dix(2023) 博士论文的应力斑纹理评估工作，被现行草案</w:t>
+      </w:r>
+      <w:r>
+        <w:br/>
+      </w:r>
+      <w:r>
+        <w:rPr>
+          <w:rFonts w:ascii="Microsoft YaHei" w:hAnsi="Microsoft YaHei" w:eastAsia="微软雅黑"/>
+          <w:b w:val="0"/>
+          <w:sz w:val="21"/>
+        </w:rPr>
+        <w:t>第 4 章采纳为三种评估方法之一；两个分量为灰度共生矩阵（GLCM）的对比度 Ca</w:t>
+      </w:r>
+      <w:r>
+        <w:br/>
+      </w:r>
+      <w:r>
+        <w:rPr>
+          <w:rFonts w:ascii="Microsoft YaHei" w:hAnsi="Microsoft YaHei" w:eastAsia="微软雅黑"/>
+          <w:b w:val="0"/>
+          <w:sz w:val="21"/>
+        </w:rPr>
+        <w:t>与聚类突出 CP。W_w 完整保留其处理骨架：1 px/mm 标准化 → 逐片 min/max 量化</w:t>
+      </w:r>
+      <w:r>
+        <w:br/>
+      </w:r>
+      <w:r>
+        <w:rPr>
+          <w:rFonts w:ascii="Microsoft YaHei" w:hAnsi="Microsoft YaHei" w:eastAsia="微软雅黑"/>
+          <w:b w:val="0"/>
+          <w:sz w:val="21"/>
+        </w:rPr>
+        <w:t>（Ng=8）→ d=1、四方向、对称+归一 GLCM → 两分量 → ½(√ + ⁴√) 结合。</w:t>
+      </w:r>
+      <w:r>
+        <w:br/>
+      </w:r>
+      <w:r>
+        <w:rPr>
+          <w:rFonts w:ascii="Microsoft YaHei" w:hAnsi="Microsoft YaHei" w:eastAsia="微软雅黑"/>
+          <w:b w:val="0"/>
+          <w:sz w:val="21"/>
+        </w:rPr>
+        <w:t>实质改动恰好两处：</w:t>
+      </w:r>
+      <w:r>
+        <w:br/>
+      </w:r>
+      <w:r>
+        <w:rPr>
+          <w:rFonts w:ascii="Microsoft YaHei" w:hAnsi="Microsoft YaHei" w:eastAsia="微软雅黑"/>
+          <w:b w:val="0"/>
+          <w:sz w:val="21"/>
+        </w:rPr>
+        <w:t xml:space="preserve">　改动一（分母）：两个归一化分母由"参考最差样品"标定值换成纯数学理论上界；</w:t>
+      </w:r>
+      <w:r>
+        <w:br/>
+      </w:r>
+      <w:r>
+        <w:rPr>
+          <w:rFonts w:ascii="Microsoft YaHei" w:hAnsi="Microsoft YaHei" w:eastAsia="微软雅黑"/>
+          <w:b w:val="0"/>
+          <w:sz w:val="21"/>
+        </w:rPr>
+        <w:t xml:space="preserve">　改动二（计票）：共生对由"每对 1 票"换成按位置权重 w(r)=1−r 计票。</w:t>
       </w:r>
     </w:p>
     <w:tbl>
@@ -6115,6 +6213,19 @@
     </w:p>
     <w:p>
       <w:pPr>
+        <w:spacing w:after="80" w:before="120"/>
+      </w:pPr>
+      <w:r>
+        <w:rPr>
+          <w:rFonts w:ascii="Microsoft YaHei" w:hAnsi="Microsoft YaHei" w:eastAsia="微软雅黑"/>
+          <w:b/>
+          <w:sz w:val="22"/>
+        </w:rPr>
+        <w:t>② 改动一的动机：读数可比性——批内锚不稳定性实测</w:t>
+      </w:r>
+    </w:p>
+    <w:p>
+      <w:pPr>
         <w:spacing w:after="80"/>
       </w:pPr>
       <w:r>
@@ -6123,7 +6234,7 @@
           <w:b w:val="0"/>
           <w:sz w:val="21"/>
         </w:rPr>
-        <w:t>改造是最小侵入的：处理骨架、特征定义与结合形式全部保留，实质改变只有两处</w:t>
+        <w:t>现行 CCP 的 Cmax/CPmax 草案未给数值，各方须各自标定"参考最差样品"。</w:t>
       </w:r>
       <w:r>
         <w:br/>
@@ -6134,7 +6245,683 @@
           <w:b w:val="0"/>
           <w:sz w:val="21"/>
         </w:rPr>
-        <w:t>——共生对的计票规则（引入位置权重）与两个归一化分母（换成理论上界）。</w:t>
+        <w:t>用本批 115 片模拟两个实验室（随机对半、各自以本方最差样片为锚，B=2000 次、种子固定）：</w:t>
+      </w:r>
+      <w:r>
+        <w:br/>
+      </w:r>
+      <w:r>
+        <w:rPr>
+          <w:rFonts w:ascii="Microsoft YaHei" w:hAnsi="Microsoft YaHei" w:eastAsia="微软雅黑"/>
+          <w:b w:val="0"/>
+          <w:sz w:val="21"/>
+        </w:rPr>
+        <w:t>· 锚值漂移：Cmax 两方相差中位 11.2%（p90 12.6%）；CPmax 中位 0.3%（p90 4.7%）；</w:t>
+      </w:r>
+      <w:r>
+        <w:br/>
+      </w:r>
+      <w:r>
+        <w:rPr>
+          <w:rFonts w:ascii="Microsoft YaHei" w:hAnsi="Microsoft YaHei" w:eastAsia="微软雅黑"/>
+          <w:b w:val="0"/>
+          <w:sz w:val="21"/>
+        </w:rPr>
+        <w:t>· 同一片玻璃两方读数差中位 0.0249（本批 CCP 读数域</w:t>
+      </w:r>
+      <w:r>
+        <w:br/>
+      </w:r>
+      <w:r>
+        <w:rPr>
+          <w:rFonts w:ascii="Microsoft YaHei" w:hAnsi="Microsoft YaHei" w:eastAsia="微软雅黑"/>
+          <w:b w:val="0"/>
+          <w:sz w:val="21"/>
+        </w:rPr>
+        <w:t xml:space="preserve">　 [0.6486, 0.9626]、中位 0.9178；草案表 3 分级切点分布在 0.43~0.96，</w:t>
+      </w:r>
+      <w:r>
+        <w:br/>
+      </w:r>
+      <w:r>
+        <w:rPr>
+          <w:rFonts w:ascii="Microsoft YaHei" w:hAnsi="Microsoft YaHei" w:eastAsia="微软雅黑"/>
+          <w:b w:val="0"/>
+          <w:sz w:val="21"/>
+        </w:rPr>
+        <w:t xml:space="preserve">　 切点附近该差值足以翻档）；</w:t>
+      </w:r>
+      <w:r>
+        <w:br/>
+      </w:r>
+      <w:r>
+        <w:rPr>
+          <w:rFonts w:ascii="Microsoft YaHei" w:hAnsi="Microsoft YaHei" w:eastAsia="微软雅黑"/>
+          <w:b w:val="0"/>
+          <w:sz w:val="21"/>
+        </w:rPr>
+        <w:t>· 但两方</w:t>
+      </w:r>
+      <w:r>
+        <w:rPr>
+          <w:rFonts w:ascii="Microsoft YaHei" w:hAnsi="Microsoft YaHei" w:eastAsia="微软雅黑"/>
+          <w:b/>
+          <w:sz w:val="21"/>
+        </w:rPr>
+        <w:t>排序</w:t>
+      </w:r>
+      <w:r>
+        <w:rPr>
+          <w:rFonts w:ascii="Microsoft YaHei" w:hAnsi="Microsoft YaHei" w:eastAsia="微软雅黑"/>
+          <w:b w:val="0"/>
+          <w:sz w:val="21"/>
+        </w:rPr>
+        <w:t>几乎一致：跨锚秩相关中位 0.9997、最小 0.9992——批内锚只</w:t>
+      </w:r>
+      <w:r>
+        <w:br/>
+      </w:r>
+      <w:r>
+        <w:rPr>
+          <w:rFonts w:ascii="Microsoft YaHei" w:hAnsi="Microsoft YaHei" w:eastAsia="微软雅黑"/>
+          <w:b w:val="0"/>
+          <w:sz w:val="21"/>
+        </w:rPr>
+        <w:t xml:space="preserve">　 改变两支路的相对权重，伤害集中在"读数与判级不可比"，不在排序。</w:t>
+      </w:r>
+      <w:r>
+        <w:br/>
+      </w:r>
+      <w:r>
+        <w:rPr>
+          <w:rFonts w:ascii="Microsoft YaHei" w:hAnsi="Microsoft YaHei" w:eastAsia="微软雅黑"/>
+          <w:b w:val="0"/>
+          <w:sz w:val="21"/>
+        </w:rPr>
+        <w:t>分母换理论上界后，读数由定义唯一确定，任何实验室对同一输入必然同数。</w:t>
+      </w:r>
+    </w:p>
+    <w:p>
+      <w:pPr>
+        <w:spacing w:after="80" w:before="120"/>
+      </w:pPr>
+      <w:r>
+        <w:rPr>
+          <w:rFonts w:ascii="Microsoft YaHei" w:hAnsi="Microsoft YaHei" w:eastAsia="微软雅黑"/>
+          <w:b/>
+          <w:sz w:val="22"/>
+        </w:rPr>
+        <w:t>③ 改动一的代价：支路失衡与刻度压缩（如实列示）</w:t>
+      </w:r>
+    </w:p>
+    <w:p>
+      <w:pPr>
+        <w:spacing w:after="80"/>
+      </w:pPr>
+      <w:r>
+        <w:rPr>
+          <w:rFonts w:ascii="Microsoft YaHei" w:hAnsi="Microsoft YaHei" w:eastAsia="微软雅黑"/>
+          <w:b w:val="0"/>
+          <w:sz w:val="21"/>
+        </w:rPr>
+        <w:t>理论上界远高于实测值域（本批 Ca ≤ 0.1159，上界 49；CP ≤ 1520.1，上界 3201.33），</w:t>
+      </w:r>
+      <w:r>
+        <w:br/>
+      </w:r>
+      <w:r>
+        <w:rPr>
+          <w:rFonts w:ascii="Microsoft YaHei" w:hAnsi="Microsoft YaHei" w:eastAsia="微软雅黑"/>
+          <w:b w:val="0"/>
+          <w:sz w:val="21"/>
+        </w:rPr>
+        <w:t>两支路被压进量纲悬殊的低段。后果有二：其一，W 挤在低段 → 报数精度必须</w:t>
+      </w:r>
+      <w:r>
+        <w:br/>
+      </w:r>
+      <w:r>
+        <w:rPr>
+          <w:rFonts w:ascii="Microsoft YaHei" w:hAnsi="Microsoft YaHei" w:eastAsia="微软雅黑"/>
+          <w:b w:val="0"/>
+          <w:sz w:val="21"/>
+        </w:rPr>
+        <w:t>≥3 位小数（第七部分③），且分级切点须按 W 重划——草案表 3 的 0.43~0.96</w:t>
+      </w:r>
+      <w:r>
+        <w:br/>
+      </w:r>
+      <w:r>
+        <w:rPr>
+          <w:rFonts w:ascii="Microsoft YaHei" w:hAnsi="Microsoft YaHei" w:eastAsia="微软雅黑"/>
+          <w:b w:val="0"/>
+          <w:sz w:val="21"/>
+        </w:rPr>
+        <w:t>（Dix(2023) Table 8.2 同值）不可沿用，Dix 报告的 0.16~1.0 系其批的读数值域</w:t>
+      </w:r>
+      <w:r>
+        <w:br/>
+      </w:r>
+      <w:r>
+        <w:rPr>
+          <w:rFonts w:ascii="Microsoft YaHei" w:hAnsi="Microsoft YaHei" w:eastAsia="微软雅黑"/>
+          <w:b w:val="0"/>
+          <w:sz w:val="21"/>
+        </w:rPr>
+        <w:t>（非切点）同样不可平移；其二，对比度支路占比骤降，单独换分母（不加位置</w:t>
+      </w:r>
+      <w:r>
+        <w:br/>
+      </w:r>
+      <w:r>
+        <w:rPr>
+          <w:rFonts w:ascii="Microsoft YaHei" w:hAnsi="Microsoft YaHei" w:eastAsia="微软雅黑"/>
+          <w:b w:val="0"/>
+          <w:sz w:val="21"/>
+        </w:rPr>
+        <w:t>权重）的判别力实测 ρ = -0.6544，低于批内锚 CCP 的 -0.7623</w:t>
+      </w:r>
+      <w:r>
+        <w:br/>
+      </w:r>
+      <w:r>
+        <w:rPr>
+          <w:rFonts w:ascii="Microsoft YaHei" w:hAnsi="Microsoft YaHei" w:eastAsia="微软雅黑"/>
+          <w:b w:val="0"/>
+          <w:sz w:val="21"/>
+        </w:rPr>
+        <w:t>——</w:t>
+      </w:r>
+      <w:r>
+        <w:rPr>
+          <w:rFonts w:ascii="Microsoft YaHei" w:hAnsi="Microsoft YaHei" w:eastAsia="微软雅黑"/>
+          <w:b/>
+          <w:sz w:val="21"/>
+        </w:rPr>
+        <w:t>换分母本身买的是可比性，不是判别力</w:t>
+      </w:r>
+      <w:r>
+        <w:rPr>
+          <w:rFonts w:ascii="Microsoft YaHei" w:hAnsi="Microsoft YaHei" w:eastAsia="微软雅黑"/>
+          <w:b w:val="0"/>
+          <w:sz w:val="21"/>
+        </w:rPr>
+        <w:t>；判别力由改动二找回。</w:t>
+      </w:r>
+    </w:p>
+    <w:p>
+      <w:pPr>
+        <w:spacing w:after="80" w:before="120"/>
+      </w:pPr>
+      <w:r>
+        <w:rPr>
+          <w:rFonts w:ascii="Microsoft YaHei" w:hAnsi="Microsoft YaHei" w:eastAsia="微软雅黑"/>
+          <w:b/>
+          <w:sz w:val="22"/>
+        </w:rPr>
+        <w:t>④ 改动二的动机与贡献：位置盲 → 位置加权</w:t>
+      </w:r>
+    </w:p>
+    <w:p>
+      <w:pPr>
+        <w:spacing w:after="80"/>
+      </w:pPr>
+      <w:r>
+        <w:rPr>
+          <w:rFonts w:ascii="Microsoft YaHei" w:hAnsi="Microsoft YaHei" w:eastAsia="微软雅黑"/>
+          <w:b w:val="0"/>
+          <w:sz w:val="21"/>
+        </w:rPr>
+        <w:t>GLCM 对平移不变：斑纹压在板面正中与贴着边缘，CCP 读数相同（位置盲）。</w:t>
+      </w:r>
+      <w:r>
+        <w:br/>
+      </w:r>
+      <w:r>
+        <w:rPr>
+          <w:rFonts w:ascii="Microsoft YaHei" w:hAnsi="Microsoft YaHei" w:eastAsia="微软雅黑"/>
+          <w:b w:val="0"/>
+          <w:sz w:val="21"/>
+        </w:rPr>
+        <w:t>两处改动逐步叠加的判别力（同批、同预处理、并列平均秩）：</w:t>
+      </w:r>
+    </w:p>
+    <w:tbl>
+      <w:tblPr>
+        <w:tblStyle w:val="TableGrid"/>
+        <w:tblW w:type="auto" w:w="0"/>
+        <w:jc w:val="center"/>
+        <w:tblLook w:firstColumn="1" w:firstRow="1" w:lastColumn="0" w:lastRow="0" w:noHBand="0" w:noVBand="1" w:val="04A0"/>
+      </w:tblPr>
+      <w:tblGrid>
+        <w:gridCol w:w="2880"/>
+        <w:gridCol w:w="2880"/>
+        <w:gridCol w:w="2880"/>
+      </w:tblGrid>
+      <w:tr>
+        <w:tc>
+          <w:tcPr>
+            <w:tcW w:type="dxa" w:w="2880"/>
+          </w:tcPr>
+          <w:p>
+            <w:pPr>
+              <w:spacing w:after="0"/>
+            </w:pPr>
+            <w:r>
+              <w:rPr>
+                <w:rFonts w:ascii="Microsoft YaHei" w:hAnsi="Microsoft YaHei" w:eastAsia="微软雅黑"/>
+                <w:b/>
+                <w:sz w:val="18"/>
+              </w:rPr>
+              <w:t>形式（n=115）</w:t>
+            </w:r>
+          </w:p>
+        </w:tc>
+        <w:tc>
+          <w:tcPr>
+            <w:tcW w:type="dxa" w:w="2880"/>
+          </w:tcPr>
+          <w:p>
+            <w:pPr>
+              <w:spacing w:after="0"/>
+            </w:pPr>
+            <w:r>
+              <w:rPr>
+                <w:rFonts w:ascii="Microsoft YaHei" w:hAnsi="Microsoft YaHei" w:eastAsia="微软雅黑"/>
+                <w:b/>
+                <w:sz w:val="18"/>
+              </w:rPr>
+              <w:t>ρ vs 人工分</w:t>
+            </w:r>
+          </w:p>
+        </w:tc>
+        <w:tc>
+          <w:tcPr>
+            <w:tcW w:type="dxa" w:w="2880"/>
+          </w:tcPr>
+          <w:p>
+            <w:pPr>
+              <w:spacing w:after="0"/>
+            </w:pPr>
+            <w:r>
+              <w:rPr>
+                <w:rFonts w:ascii="Microsoft YaHei" w:hAnsi="Microsoft YaHei" w:eastAsia="微软雅黑"/>
+                <w:b/>
+                <w:sz w:val="18"/>
+              </w:rPr>
+              <w:t>ρ vs 系统分</w:t>
+            </w:r>
+          </w:p>
+        </w:tc>
+      </w:tr>
+      <w:tr>
+        <w:tc>
+          <w:tcPr>
+            <w:tcW w:type="dxa" w:w="2880"/>
+          </w:tcPr>
+          <w:p>
+            <w:pPr>
+              <w:spacing w:after="0"/>
+            </w:pPr>
+            <w:r>
+              <w:rPr>
+                <w:rFonts w:ascii="Microsoft YaHei" w:hAnsi="Microsoft YaHei" w:eastAsia="微软雅黑"/>
+                <w:b w:val="0"/>
+                <w:sz w:val="18"/>
+              </w:rPr>
+              <w:t>现行 CCP（批内锚，无位置）</w:t>
+            </w:r>
+          </w:p>
+        </w:tc>
+        <w:tc>
+          <w:tcPr>
+            <w:tcW w:type="dxa" w:w="2880"/>
+          </w:tcPr>
+          <w:p>
+            <w:pPr>
+              <w:spacing w:after="0"/>
+            </w:pPr>
+            <w:r>
+              <w:rPr>
+                <w:rFonts w:ascii="Microsoft YaHei" w:hAnsi="Microsoft YaHei" w:eastAsia="微软雅黑"/>
+                <w:b w:val="0"/>
+                <w:sz w:val="18"/>
+              </w:rPr>
+              <w:t>-0.7623</w:t>
+            </w:r>
+          </w:p>
+        </w:tc>
+        <w:tc>
+          <w:tcPr>
+            <w:tcW w:type="dxa" w:w="2880"/>
+          </w:tcPr>
+          <w:p>
+            <w:pPr>
+              <w:spacing w:after="0"/>
+            </w:pPr>
+            <w:r>
+              <w:rPr>
+                <w:rFonts w:ascii="Microsoft YaHei" w:hAnsi="Microsoft YaHei" w:eastAsia="微软雅黑"/>
+                <w:b w:val="0"/>
+                <w:sz w:val="18"/>
+              </w:rPr>
+              <w:t>-0.7473</w:t>
+            </w:r>
+          </w:p>
+        </w:tc>
+      </w:tr>
+      <w:tr>
+        <w:tc>
+          <w:tcPr>
+            <w:tcW w:type="dxa" w:w="2880"/>
+          </w:tcPr>
+          <w:p>
+            <w:pPr>
+              <w:spacing w:after="0"/>
+            </w:pPr>
+            <w:r>
+              <w:rPr>
+                <w:rFonts w:ascii="Microsoft YaHei" w:hAnsi="Microsoft YaHei" w:eastAsia="微软雅黑"/>
+                <w:b w:val="0"/>
+                <w:sz w:val="18"/>
+              </w:rPr>
+              <w:t>上界分母（无位置）</w:t>
+            </w:r>
+          </w:p>
+        </w:tc>
+        <w:tc>
+          <w:tcPr>
+            <w:tcW w:type="dxa" w:w="2880"/>
+          </w:tcPr>
+          <w:p>
+            <w:pPr>
+              <w:spacing w:after="0"/>
+            </w:pPr>
+            <w:r>
+              <w:rPr>
+                <w:rFonts w:ascii="Microsoft YaHei" w:hAnsi="Microsoft YaHei" w:eastAsia="微软雅黑"/>
+                <w:b w:val="0"/>
+                <w:sz w:val="18"/>
+              </w:rPr>
+              <w:t>-0.6544</w:t>
+            </w:r>
+          </w:p>
+        </w:tc>
+        <w:tc>
+          <w:tcPr>
+            <w:tcW w:type="dxa" w:w="2880"/>
+          </w:tcPr>
+          <w:p>
+            <w:pPr>
+              <w:spacing w:after="0"/>
+            </w:pPr>
+            <w:r>
+              <w:rPr>
+                <w:rFonts w:ascii="Microsoft YaHei" w:hAnsi="Microsoft YaHei" w:eastAsia="微软雅黑"/>
+                <w:b w:val="0"/>
+                <w:sz w:val="18"/>
+              </w:rPr>
+              <w:t>-0.6123</w:t>
+            </w:r>
+          </w:p>
+        </w:tc>
+      </w:tr>
+      <w:tr>
+        <w:tc>
+          <w:tcPr>
+            <w:tcW w:type="dxa" w:w="2880"/>
+          </w:tcPr>
+          <w:p>
+            <w:pPr>
+              <w:spacing w:after="0"/>
+            </w:pPr>
+            <w:r>
+              <w:rPr>
+                <w:rFonts w:ascii="Microsoft YaHei" w:hAnsi="Microsoft YaHei" w:eastAsia="微软雅黑"/>
+                <w:b w:val="0"/>
+                <w:sz w:val="18"/>
+              </w:rPr>
+              <w:t>W_w ＝ 上界分母 + 位置权重</w:t>
+            </w:r>
+          </w:p>
+        </w:tc>
+        <w:tc>
+          <w:tcPr>
+            <w:tcW w:type="dxa" w:w="2880"/>
+          </w:tcPr>
+          <w:p>
+            <w:pPr>
+              <w:spacing w:after="0"/>
+            </w:pPr>
+            <w:r>
+              <w:rPr>
+                <w:rFonts w:ascii="Microsoft YaHei" w:hAnsi="Microsoft YaHei" w:eastAsia="微软雅黑"/>
+                <w:b w:val="0"/>
+                <w:sz w:val="18"/>
+              </w:rPr>
+              <w:t>-0.8935</w:t>
+            </w:r>
+          </w:p>
+        </w:tc>
+        <w:tc>
+          <w:tcPr>
+            <w:tcW w:type="dxa" w:w="2880"/>
+          </w:tcPr>
+          <w:p>
+            <w:pPr>
+              <w:spacing w:after="0"/>
+            </w:pPr>
+            <w:r>
+              <w:rPr>
+                <w:rFonts w:ascii="Microsoft YaHei" w:hAnsi="Microsoft YaHei" w:eastAsia="微软雅黑"/>
+                <w:b w:val="0"/>
+                <w:sz w:val="18"/>
+              </w:rPr>
+              <w:t>-0.8802</w:t>
+            </w:r>
+          </w:p>
+        </w:tc>
+      </w:tr>
+    </w:tbl>
+    <w:p>
+      <w:pPr>
+        <w:spacing w:after="0"/>
+      </w:pPr>
+    </w:p>
+    <w:p>
+      <w:pPr>
+        <w:spacing w:after="80"/>
+      </w:pPr>
+      <w:r>
+        <w:rPr>
+          <w:rFonts w:ascii="Microsoft YaHei" w:hAnsi="Microsoft YaHei" w:eastAsia="微软雅黑"/>
+          <w:b w:val="0"/>
+          <w:sz w:val="21"/>
+        </w:rPr>
+        <w:t>位置权重把 |ρ| 由 0.6544 拉到 0.8935（Δ+0.2391），并反超批内锚 CCP（-0.7623）。</w:t>
+      </w:r>
+      <w:r>
+        <w:br/>
+      </w:r>
+      <w:r>
+        <w:rPr>
+          <w:rFonts w:ascii="Microsoft YaHei" w:hAnsi="Microsoft YaHei" w:eastAsia="微软雅黑"/>
+          <w:b w:val="0"/>
+          <w:sz w:val="21"/>
+        </w:rPr>
+        <w:t>注意：本批受 8-bit 饱和裁剪纠缠（第五部分），三行数字均为临时结论；但"位置项</w:t>
+      </w:r>
+      <w:r>
+        <w:br/>
+      </w:r>
+      <w:r>
+        <w:rPr>
+          <w:rFonts w:ascii="Microsoft YaHei" w:hAnsi="Microsoft YaHei" w:eastAsia="微软雅黑"/>
+          <w:b w:val="0"/>
+          <w:sz w:val="21"/>
+        </w:rPr>
+        <w:t>承担判别力、分母替换承担可比性"的分工方向与该混杂无关，预期是稳定的。</w:t>
+      </w:r>
+    </w:p>
+    <w:p>
+      <w:pPr>
+        <w:spacing w:after="80" w:before="120"/>
+      </w:pPr>
+      <w:r>
+        <w:rPr>
+          <w:rFonts w:ascii="Microsoft YaHei" w:hAnsi="Microsoft YaHei" w:eastAsia="微软雅黑"/>
+          <w:b/>
+          <w:sz w:val="22"/>
+        </w:rPr>
+        <w:t>⑤ 数值不可平移：迁移与配置规则</w:t>
+      </w:r>
+    </w:p>
+    <w:p>
+      <w:pPr>
+        <w:spacing w:after="80"/>
+      </w:pPr>
+      <w:r>
+        <w:rPr>
+          <w:rFonts w:ascii="Microsoft YaHei" w:hAnsi="Microsoft YaHei" w:eastAsia="微软雅黑"/>
+          <w:b w:val="0"/>
+          <w:sz w:val="21"/>
+        </w:rPr>
+        <w:t>W 与 CCP 读数不同源（一个分母批依赖、一个是数学常数），不存在普适换算式：</w:t>
+      </w:r>
+      <w:r>
+        <w:br/>
+      </w:r>
+      <w:r>
+        <w:rPr>
+          <w:rFonts w:ascii="Microsoft YaHei" w:hAnsi="Microsoft YaHei" w:eastAsia="微软雅黑"/>
+          <w:b w:val="0"/>
+          <w:sz w:val="21"/>
+        </w:rPr>
+        <w:t>本批实测 CCP 读数域 [0.6486, 0.9626]，而 W 域 [0.14105, 0.36977]——位置与形状都不同。</w:t>
+      </w:r>
+      <w:r>
+        <w:br/>
+      </w:r>
+      <w:r>
+        <w:rPr>
+          <w:rFonts w:ascii="Microsoft YaHei" w:hAnsi="Microsoft YaHei" w:eastAsia="微软雅黑"/>
+          <w:b w:val="0"/>
+          <w:sz w:val="21"/>
+        </w:rPr>
+        <w:t>由此的工程规则（GlassApp v1.12，2026-08-03 起）：指标集中 ccp 移除、texture_w</w:t>
+      </w:r>
+      <w:r>
+        <w:br/>
+      </w:r>
+      <w:r>
+        <w:rPr>
+          <w:rFonts w:ascii="Microsoft YaHei" w:hAnsi="Microsoft YaHei" w:eastAsia="微软雅黑"/>
+          <w:b w:val="0"/>
+          <w:sz w:val="21"/>
+        </w:rPr>
+        <w:t>接任；配置/调参载荷遇旧 ccp 键一律丢弃（REMOVED_INDICATOR_KEYS），好/差参考值</w:t>
+      </w:r>
+      <w:r>
+        <w:br/>
+      </w:r>
+      <w:r>
+        <w:rPr>
+          <w:rFonts w:ascii="Microsoft YaHei" w:hAnsi="Microsoft YaHei" w:eastAsia="微软雅黑"/>
+          <w:b w:val="0"/>
+          <w:sz w:val="21"/>
+        </w:rPr>
+        <w:t>与分级线</w:t>
+      </w:r>
+      <w:r>
+        <w:rPr>
+          <w:rFonts w:ascii="Microsoft YaHei" w:hAnsi="Microsoft YaHei" w:eastAsia="微软雅黑"/>
+          <w:b/>
+          <w:sz w:val="21"/>
+        </w:rPr>
+        <w:t>不得按旧刻度平移</w:t>
+      </w:r>
+      <w:r>
+        <w:rPr>
+          <w:rFonts w:ascii="Microsoft YaHei" w:hAnsi="Microsoft YaHei" w:eastAsia="微软雅黑"/>
+          <w:b w:val="0"/>
+          <w:sz w:val="21"/>
+        </w:rPr>
+        <w:t>，须按 W_w 重新标定。</w:t>
+      </w:r>
+    </w:p>
+    <w:p>
+      <w:pPr>
+        <w:spacing w:after="80" w:before="120"/>
+      </w:pPr>
+      <w:r>
+        <w:rPr>
+          <w:rFonts w:ascii="Microsoft YaHei" w:hAnsi="Microsoft YaHei" w:eastAsia="微软雅黑"/>
+          <w:b/>
+          <w:sz w:val="22"/>
+        </w:rPr>
+        <w:t>⑥ 何时仍需报现行 CCP</w:t>
+      </w:r>
+    </w:p>
+    <w:p>
+      <w:pPr>
+        <w:spacing w:after="80"/>
+      </w:pPr>
+      <w:r>
+        <w:rPr>
+          <w:rFonts w:ascii="Microsoft YaHei" w:hAnsi="Microsoft YaHei" w:eastAsia="微软雅黑"/>
+          <w:b w:val="0"/>
+          <w:sz w:val="21"/>
+        </w:rPr>
+        <w:t>与草案条文对表、第三方仲裁或送检要求按草案执行时，仍须按草案标定参考样并</w:t>
+      </w:r>
+      <w:r>
+        <w:br/>
+      </w:r>
+      <w:r>
+        <w:rPr>
+          <w:rFonts w:ascii="Microsoft YaHei" w:hAnsi="Microsoft YaHei" w:eastAsia="微软雅黑"/>
+          <w:b w:val="0"/>
+          <w:sz w:val="21"/>
+        </w:rPr>
+        <w:t>报 CCP——本篇 W_w 为提案指标（非现行条文）。两者可并行报出，不得互替或换算。</w:t>
+      </w:r>
+    </w:p>
+    <w:p>
+      <w:pPr>
+        <w:spacing w:after="80"/>
+      </w:pPr>
+      <w:r>
+        <w:rPr>
+          <w:rFonts w:ascii="Microsoft YaHei" w:hAnsi="Microsoft YaHei" w:eastAsia="微软雅黑"/>
+          <w:b w:val="0"/>
+          <w:color w:val="606060"/>
+          <w:sz w:val="18"/>
+        </w:rPr>
+        <w:t>本章实测数字出自两份资产：texture_w_ccp/values.json（批内锚实验与前两行判别力，</w:t>
+      </w:r>
+      <w:r>
+        <w:br/>
+      </w:r>
+      <w:r>
+        <w:rPr>
+          <w:rFonts w:ascii="Microsoft YaHei" w:hAnsi="Microsoft YaHei" w:eastAsia="微软雅黑"/>
+          <w:b w:val="0"/>
+          <w:color w:val="606060"/>
+          <w:sz w:val="18"/>
+        </w:rPr>
+        <w:t>由已入库 115 片逐片特征确定性复算、种子固定）；texture_w_doc/values.json</w:t>
+      </w:r>
+      <w:r>
+        <w:br/>
+      </w:r>
+      <w:r>
+        <w:rPr>
+          <w:rFonts w:ascii="Microsoft YaHei" w:hAnsi="Microsoft YaHei" w:eastAsia="微软雅黑"/>
+          <w:b w:val="0"/>
+          <w:color w:val="606060"/>
+          <w:sz w:val="18"/>
+        </w:rPr>
+        <w:t>（W_w 行 ρ 与 W 域，含位置加权，需原图复算）。</w:t>
       </w:r>
     </w:p>
     <w:p>
@@ -6685,7 +7472,23 @@
           <w:b w:val="0"/>
           <w:sz w:val="21"/>
         </w:rPr>
-        <w:t xml:space="preserve">　 七部分两批实证均算在**整片矫正图**上（未扣排除区）。W_w 的量化刻度取</w:t>
+        <w:t xml:space="preserve">　 七部分两批实证均算在</w:t>
+      </w:r>
+      <w:r>
+        <w:rPr>
+          <w:rFonts w:ascii="Microsoft YaHei" w:hAnsi="Microsoft YaHei" w:eastAsia="微软雅黑"/>
+          <w:b/>
+          <w:sz w:val="21"/>
+        </w:rPr>
+        <w:t>整片矫正图</w:t>
+      </w:r>
+      <w:r>
+        <w:rPr>
+          <w:rFonts w:ascii="Microsoft YaHei" w:hAnsi="Microsoft YaHei" w:eastAsia="微软雅黑"/>
+          <w:b w:val="0"/>
+          <w:sz w:val="21"/>
+        </w:rPr>
+        <w:t>上（未扣排除区）。W_w 的量化刻度取</w:t>
       </w:r>
       <w:r>
         <w:br/>
@@ -6974,7 +7777,7 @@
           <w:color w:val="606060"/>
           <w:sz w:val="18"/>
         </w:rPr>
-        <w:t>文档版本 V1.4（2026-08-04）。参考实现 tools/metrics.py::texture_w；单元测试</w:t>
+        <w:t>文档版本 V1.5（2026-08-05）。参考实现 tools/metrics.py::texture_w；单测</w:t>
       </w:r>
       <w:r>
         <w:br/>
@@ -6986,19 +7789,7 @@
           <w:color w:val="606060"/>
           <w:sz w:val="18"/>
         </w:rPr>
-        <w:t>tests/test_metrics.py；数值资产 data/derived/texture_w_doc, texture_w_field,</w:t>
-      </w:r>
-      <w:r>
-        <w:br/>
-      </w:r>
-      <w:r>
-        <w:rPr>
-          <w:rFonts w:ascii="Microsoft YaHei" w:hAnsi="Microsoft YaHei" w:eastAsia="微软雅黑"/>
-          <w:b w:val="0"/>
-          <w:color w:val="606060"/>
-          <w:sz w:val="18"/>
-        </w:rPr>
-        <w:t>texture_w_diag/values.json 三份（由对应 make_*_assets.py 复算，图文同源）。</w:t>
+        <w:t>tests/test_metrics.py；资产 data/derived/texture_w_doc,field,diag,ccp 四份（图文同源）。</w:t>
       </w:r>
     </w:p>
     <w:sectPr>
